--- a/素材/效果类项目素材/桌面空气循环扇/桌面空气循环扇资料包.docx
+++ b/素材/效果类项目素材/桌面空气循环扇/桌面空气循环扇资料包.docx
@@ -4,538 +4,575 @@
   <w:body>
     <w:p>
       <w:pPr>
-        <w:keepNext/>
-        <w:spacing w:after="80"/>
-        <w:jc w:val="left"/>
+        <w:pStyle w:val="Title"/>
       </w:pPr>
       <w:r>
-        <w:rPr>
-          <w:rFonts w:ascii="Microsoft YaHei" w:hAnsi="Microsoft YaHei" w:eastAsia="Microsoft YaHei"/>
-          <w:b/>
-          <w:color w:val="253247"/>
-          <w:sz w:val="42"/>
-        </w:rPr>
-        <w:t>桌面空气循环扇产品素材制作信息</w:t>
+        <w:t>桌面空气循环扇产品资料包</w:t>
       </w:r>
     </w:p>
     <w:p>
       <w:pPr>
-        <w:spacing w:after="240"/>
+        <w:pStyle w:val="DocumentSubtitle"/>
       </w:pPr>
       <w:r>
-        <w:rPr>
-          <w:rFonts w:ascii="Microsoft YaHei" w:hAnsi="Microsoft YaHei" w:eastAsia="Microsoft YaHei"/>
-          <w:b/>
-          <w:color w:val="C4552D"/>
-          <w:sz w:val="20"/>
-        </w:rPr>
         <w:t>效果类项目素材资料</w:t>
       </w:r>
     </w:p>
     <w:p>
       <w:pPr>
-        <w:spacing w:before="40" w:after="240" w:line="324" w:lineRule="auto"/>
-        <w:ind w:left="198" w:right="198"/>
-        <w:shd w:val="clear" w:color="auto" w:fill="FFF5EF"/>
+        <w:spacing w:after="180"/>
+      </w:pPr>
+      <w:r>
+        <w:t>本资料包只记录已确认的产品基础信息和可直接用于素材创意的卖点事实。Prompt 数量、片段时长、视觉风格、投放渠道和禁用元素在 Prompt 节点配置；画幅、分辨率和生成模型能力在视频渲染节点配置。</w:t>
+      </w:r>
+    </w:p>
+    <w:p>
+      <w:pPr>
+        <w:pStyle w:val="Heading1"/>
+      </w:pPr>
+      <w:r>
+        <w:t>产品基础信息</w:t>
+      </w:r>
+    </w:p>
+    <w:tbl>
+      <w:tblPr>
+        <w:tblW w:type="auto" w:w="0"/>
+        <w:tblLayout w:type="fixed"/>
+        <w:tblLook w:firstColumn="1" w:firstRow="1" w:lastColumn="0" w:lastRow="0" w:noHBand="0" w:noVBand="1" w:val="04A0"/>
+        <w:tblBorders>
+          <w:top w:val="single" w:sz="6" w:color="D9D9D9"/>
+          <w:left w:val="single" w:sz="6" w:color="D9D9D9"/>
+          <w:bottom w:val="single" w:sz="6" w:color="D9D9D9"/>
+          <w:right w:val="single" w:sz="6" w:color="D9D9D9"/>
+          <w:insideH w:val="single" w:sz="6" w:color="D9D9D9"/>
+          <w:insideV w:val="single" w:sz="6" w:color="D9D9D9"/>
+        </w:tblBorders>
+      </w:tblPr>
+      <w:tblGrid>
+        <w:gridCol w:w="4762"/>
+        <w:gridCol w:w="4762"/>
+      </w:tblGrid>
+      <w:tr>
+        <w:tc>
+          <w:tcPr>
+            <w:tcW w:type="dxa" w:w="1814"/>
+            <w:vAlign w:val="center"/>
+            <w:shd w:fill="EEF3F9"/>
+            <w:tcMar>
+              <w:top w:w="100" w:type="dxa"/>
+              <w:start w:w="120" w:type="dxa"/>
+              <w:bottom w:w="100" w:type="dxa"/>
+              <w:end w:w="120" w:type="dxa"/>
+            </w:tcMar>
+          </w:tcPr>
+          <w:p>
+            <w:pPr>
+              <w:spacing w:after="0"/>
+              <w:jc w:val="center"/>
+            </w:pPr>
+            <w:r>
+              <w:rPr>
+                <w:rFonts w:ascii="Microsoft YaHei" w:hAnsi="Microsoft YaHei" w:eastAsia="Microsoft YaHei"/>
+                <w:b/>
+                <w:color w:val="000000"/>
+                <w:sz w:val="20"/>
+              </w:rPr>
+              <w:t>产品品类</w:t>
+            </w:r>
+          </w:p>
+        </w:tc>
+        <w:tc>
+          <w:tcPr>
+            <w:tcW w:type="dxa" w:w="7483"/>
+            <w:vAlign w:val="center"/>
+            <w:tcMar>
+              <w:top w:w="100" w:type="dxa"/>
+              <w:start w:w="120" w:type="dxa"/>
+              <w:bottom w:w="100" w:type="dxa"/>
+              <w:end w:w="120" w:type="dxa"/>
+            </w:tcMar>
+          </w:tcPr>
+          <w:p>
+            <w:pPr>
+              <w:spacing w:after="0"/>
+            </w:pPr>
+            <w:r>
+              <w:rPr>
+                <w:rFonts w:ascii="Microsoft YaHei" w:hAnsi="Microsoft YaHei" w:eastAsia="Microsoft YaHei"/>
+                <w:b w:val="0"/>
+                <w:color w:val="000000"/>
+                <w:sz w:val="20"/>
+              </w:rPr>
+              <w:t>桌面小家电</w:t>
+            </w:r>
+          </w:p>
+        </w:tc>
+      </w:tr>
+      <w:tr>
+        <w:tc>
+          <w:tcPr>
+            <w:tcW w:type="dxa" w:w="1814"/>
+            <w:vAlign w:val="center"/>
+            <w:shd w:fill="EEF3F9"/>
+            <w:tcMar>
+              <w:top w:w="100" w:type="dxa"/>
+              <w:start w:w="120" w:type="dxa"/>
+              <w:bottom w:w="100" w:type="dxa"/>
+              <w:end w:w="120" w:type="dxa"/>
+            </w:tcMar>
+          </w:tcPr>
+          <w:p>
+            <w:pPr>
+              <w:spacing w:after="0"/>
+              <w:jc w:val="center"/>
+            </w:pPr>
+            <w:r>
+              <w:rPr>
+                <w:rFonts w:ascii="Microsoft YaHei" w:hAnsi="Microsoft YaHei" w:eastAsia="Microsoft YaHei"/>
+                <w:b/>
+                <w:color w:val="000000"/>
+                <w:sz w:val="20"/>
+              </w:rPr>
+              <w:t>产品名称</w:t>
+            </w:r>
+          </w:p>
+        </w:tc>
+        <w:tc>
+          <w:tcPr>
+            <w:tcW w:type="dxa" w:w="7483"/>
+            <w:vAlign w:val="center"/>
+            <w:tcMar>
+              <w:top w:w="100" w:type="dxa"/>
+              <w:start w:w="120" w:type="dxa"/>
+              <w:bottom w:w="100" w:type="dxa"/>
+              <w:end w:w="120" w:type="dxa"/>
+            </w:tcMar>
+          </w:tcPr>
+          <w:p>
+            <w:pPr>
+              <w:spacing w:after="0"/>
+            </w:pPr>
+            <w:r>
+              <w:rPr>
+                <w:rFonts w:ascii="Microsoft YaHei" w:hAnsi="Microsoft YaHei" w:eastAsia="Microsoft YaHei"/>
+                <w:b w:val="0"/>
+                <w:color w:val="000000"/>
+                <w:sz w:val="20"/>
+              </w:rPr>
+              <w:t>桌面空气循环扇</w:t>
+            </w:r>
+          </w:p>
+        </w:tc>
+      </w:tr>
+      <w:tr>
+        <w:tc>
+          <w:tcPr>
+            <w:tcW w:type="dxa" w:w="1814"/>
+            <w:vAlign w:val="center"/>
+            <w:shd w:fill="EEF3F9"/>
+            <w:tcMar>
+              <w:top w:w="100" w:type="dxa"/>
+              <w:start w:w="120" w:type="dxa"/>
+              <w:bottom w:w="100" w:type="dxa"/>
+              <w:end w:w="120" w:type="dxa"/>
+            </w:tcMar>
+          </w:tcPr>
+          <w:p>
+            <w:pPr>
+              <w:spacing w:after="0"/>
+              <w:jc w:val="center"/>
+            </w:pPr>
+            <w:r>
+              <w:rPr>
+                <w:rFonts w:ascii="Microsoft YaHei" w:hAnsi="Microsoft YaHei" w:eastAsia="Microsoft YaHei"/>
+                <w:b/>
+                <w:color w:val="000000"/>
+                <w:sz w:val="20"/>
+              </w:rPr>
+              <w:t>核心规格</w:t>
+            </w:r>
+          </w:p>
+        </w:tc>
+        <w:tc>
+          <w:tcPr>
+            <w:tcW w:type="dxa" w:w="7483"/>
+            <w:vAlign w:val="center"/>
+            <w:tcMar>
+              <w:top w:w="100" w:type="dxa"/>
+              <w:start w:w="120" w:type="dxa"/>
+              <w:bottom w:w="100" w:type="dxa"/>
+              <w:end w:w="120" w:type="dxa"/>
+            </w:tcMar>
+          </w:tcPr>
+          <w:p>
+            <w:pPr>
+              <w:spacing w:after="0"/>
+            </w:pPr>
+            <w:r>
+              <w:rPr>
+                <w:rFonts w:ascii="Microsoft YaHei" w:hAnsi="Microsoft YaHei" w:eastAsia="Microsoft YaHei"/>
+                <w:b w:val="0"/>
+                <w:color w:val="000000"/>
+                <w:sz w:val="20"/>
+              </w:rPr>
+              <w:t>8 英寸台式，三档风速，支持上下俯仰</w:t>
+            </w:r>
+          </w:p>
+        </w:tc>
+      </w:tr>
+      <w:tr>
+        <w:tc>
+          <w:tcPr>
+            <w:tcW w:type="dxa" w:w="1814"/>
+            <w:vAlign w:val="center"/>
+            <w:shd w:fill="EEF3F9"/>
+            <w:tcMar>
+              <w:top w:w="100" w:type="dxa"/>
+              <w:start w:w="120" w:type="dxa"/>
+              <w:bottom w:w="100" w:type="dxa"/>
+              <w:end w:w="120" w:type="dxa"/>
+            </w:tcMar>
+          </w:tcPr>
+          <w:p>
+            <w:pPr>
+              <w:spacing w:after="0"/>
+              <w:jc w:val="center"/>
+            </w:pPr>
+            <w:r>
+              <w:rPr>
+                <w:rFonts w:ascii="Microsoft YaHei" w:hAnsi="Microsoft YaHei" w:eastAsia="Microsoft YaHei"/>
+                <w:b/>
+                <w:color w:val="000000"/>
+                <w:sz w:val="20"/>
+              </w:rPr>
+              <w:t>价格带</w:t>
+            </w:r>
+          </w:p>
+        </w:tc>
+        <w:tc>
+          <w:tcPr>
+            <w:tcW w:type="dxa" w:w="7483"/>
+            <w:vAlign w:val="center"/>
+            <w:tcMar>
+              <w:top w:w="100" w:type="dxa"/>
+              <w:start w:w="120" w:type="dxa"/>
+              <w:bottom w:w="100" w:type="dxa"/>
+              <w:end w:w="120" w:type="dxa"/>
+            </w:tcMar>
+          </w:tcPr>
+          <w:p>
+            <w:pPr>
+              <w:spacing w:after="0"/>
+            </w:pPr>
+            <w:r>
+              <w:rPr>
+                <w:rFonts w:ascii="Microsoft YaHei" w:hAnsi="Microsoft YaHei" w:eastAsia="Microsoft YaHei"/>
+                <w:b w:val="0"/>
+                <w:color w:val="000000"/>
+                <w:sz w:val="20"/>
+              </w:rPr>
+              <w:t>129 元/台</w:t>
+            </w:r>
+          </w:p>
+        </w:tc>
+      </w:tr>
+      <w:tr>
+        <w:tc>
+          <w:tcPr>
+            <w:tcW w:type="dxa" w:w="1814"/>
+            <w:vAlign w:val="center"/>
+            <w:shd w:fill="EEF3F9"/>
+            <w:tcMar>
+              <w:top w:w="100" w:type="dxa"/>
+              <w:start w:w="120" w:type="dxa"/>
+              <w:bottom w:w="100" w:type="dxa"/>
+              <w:end w:w="120" w:type="dxa"/>
+            </w:tcMar>
+          </w:tcPr>
+          <w:p>
+            <w:pPr>
+              <w:spacing w:after="0"/>
+              <w:jc w:val="center"/>
+            </w:pPr>
+            <w:r>
+              <w:rPr>
+                <w:rFonts w:ascii="Microsoft YaHei" w:hAnsi="Microsoft YaHei" w:eastAsia="Microsoft YaHei"/>
+                <w:b/>
+                <w:color w:val="000000"/>
+                <w:sz w:val="20"/>
+              </w:rPr>
+              <w:t>核心外观特征</w:t>
+            </w:r>
+          </w:p>
+        </w:tc>
+        <w:tc>
+          <w:tcPr>
+            <w:tcW w:type="dxa" w:w="7483"/>
+            <w:vAlign w:val="center"/>
+            <w:tcMar>
+              <w:top w:w="100" w:type="dxa"/>
+              <w:start w:w="120" w:type="dxa"/>
+              <w:bottom w:w="100" w:type="dxa"/>
+              <w:end w:w="120" w:type="dxa"/>
+            </w:tcMar>
+          </w:tcPr>
+          <w:p>
+            <w:pPr>
+              <w:spacing w:after="0"/>
+            </w:pPr>
+            <w:r>
+              <w:rPr>
+                <w:rFonts w:ascii="Microsoft YaHei" w:hAnsi="Microsoft YaHei" w:eastAsia="Microsoft YaHei"/>
+                <w:b w:val="0"/>
+                <w:color w:val="000000"/>
+                <w:sz w:val="20"/>
+              </w:rPr>
+              <w:t>风扇为暖白色圆形机头，搭配细密前网罩、短款俯仰支架和浅色木纹圆形底座；底座前方设单一旋钮。</w:t>
+            </w:r>
+          </w:p>
+        </w:tc>
+      </w:tr>
+    </w:tbl>
+    <w:p>
+      <w:pPr>
+        <w:pStyle w:val="Heading1"/>
+      </w:pPr>
+      <w:r>
+        <w:t>卖点</w:t>
+      </w:r>
+    </w:p>
+    <w:p>
+      <w:pPr>
+        <w:pStyle w:val="ListNumber"/>
+        <w:spacing w:after="80"/>
+        <w:ind w:left="408" w:hanging="255"/>
       </w:pPr>
       <w:r>
         <w:rPr>
           <w:rFonts w:ascii="Microsoft YaHei" w:hAnsi="Microsoft YaHei" w:eastAsia="Microsoft YaHei"/>
           <w:b w:val="0"/>
-          <w:color w:val="667085"/>
-          <w:sz w:val="19"/>
+          <w:color w:val="000000"/>
+          <w:sz w:val="21"/>
         </w:rPr>
-        <w:t>说明：本资料包只填写产品基础、卖点、用户与场景信息。Prompt 数量、片段时长、视觉风格、投放渠道和禁用元素在 Prompt 生成节点配置；画幅、分辨率和 Seedance 能力在视频渲染节点配置。</w:t>
+        <w:t>8 英寸台式机身适合放在桌面和边几。</w:t>
       </w:r>
     </w:p>
     <w:p>
       <w:pPr>
-        <w:pStyle w:val="Heading1"/>
-        <w:pBdr>
-          <w:bottom w:val="single" w:sz="8" w:space="4" w:color="E6C8BA"/>
-        </w:pBdr>
-      </w:pPr>
-      <w:r>
-        <w:t>产品基础层</w:t>
-      </w:r>
-    </w:p>
-    <w:p>
-      <w:pPr>
-        <w:pStyle w:val="Heading2"/>
-      </w:pPr>
-      <w:r>
-        <w:t>品类</w:t>
-      </w:r>
-    </w:p>
-    <w:p>
-      <w:pPr>
-        <w:pStyle w:val="FieldValue"/>
-      </w:pPr>
-      <w:r>
-        <w:t>桌面小家电</w:t>
-      </w:r>
-    </w:p>
-    <w:p>
-      <w:pPr>
-        <w:pStyle w:val="Heading2"/>
-      </w:pPr>
-      <w:r>
-        <w:t>产品名称</w:t>
-      </w:r>
-    </w:p>
-    <w:p>
-      <w:pPr>
-        <w:pStyle w:val="FieldValue"/>
-      </w:pPr>
-      <w:r>
-        <w:t>桌面空气循环扇</w:t>
-      </w:r>
-    </w:p>
-    <w:p>
-      <w:pPr>
-        <w:pStyle w:val="Heading2"/>
-      </w:pPr>
-      <w:r>
-        <w:t>核心规格</w:t>
-      </w:r>
-    </w:p>
-    <w:p>
-      <w:pPr>
-        <w:pStyle w:val="FieldValue"/>
-      </w:pPr>
-      <w:r>
-        <w:t>8 英寸台式，三档风速，支持上下俯仰</w:t>
-      </w:r>
-    </w:p>
-    <w:p>
-      <w:pPr>
-        <w:pStyle w:val="Heading2"/>
-      </w:pPr>
-      <w:r>
-        <w:t>价格带</w:t>
-      </w:r>
-    </w:p>
-    <w:p>
-      <w:pPr>
-        <w:pStyle w:val="FieldValue"/>
-      </w:pPr>
-      <w:r>
-        <w:t>129 元/台</w:t>
-      </w:r>
-    </w:p>
-    <w:p>
-      <w:pPr>
-        <w:pStyle w:val="Heading2"/>
-      </w:pPr>
-      <w:r>
-        <w:t>核心外观特征</w:t>
-      </w:r>
-    </w:p>
-    <w:p>
-      <w:pPr>
-        <w:pStyle w:val="FieldValue"/>
-      </w:pPr>
-      <w:r>
-        <w:t>风扇为暖白色圆形机头，搭配细密前网罩、短款俯仰支架和浅色木纹圆形底座；底座前方设单一旋钮。</w:t>
-      </w:r>
-    </w:p>
-    <w:p>
-      <w:pPr>
-        <w:pStyle w:val="Heading1"/>
-        <w:pBdr>
-          <w:bottom w:val="single" w:sz="8" w:space="4" w:color="E6C8BA"/>
-        </w:pBdr>
-      </w:pPr>
-      <w:r>
-        <w:t>卖点分层</w:t>
-      </w:r>
-    </w:p>
-    <w:p>
-      <w:pPr>
-        <w:pStyle w:val="Heading2"/>
-      </w:pPr>
-      <w:r>
-        <w:t>核心卖点</w:t>
-      </w:r>
-    </w:p>
-    <w:p>
-      <w:pPr>
-        <w:pStyle w:val="ListBullet"/>
-      </w:pPr>
-      <w:r>
-        <w:t>三档风速适配不同桌面体感需求</w:t>
-      </w:r>
-    </w:p>
-    <w:p>
-      <w:pPr>
-        <w:pStyle w:val="ListBullet"/>
-      </w:pPr>
-      <w:r>
-        <w:t>机头支持上下俯仰调整送风方向</w:t>
-      </w:r>
-    </w:p>
-    <w:p>
-      <w:pPr>
-        <w:pStyle w:val="ListBullet"/>
-      </w:pPr>
-      <w:r>
-        <w:t>紧凑台式结构减少桌面占用</w:t>
-      </w:r>
-    </w:p>
-    <w:p>
-      <w:pPr>
-        <w:pStyle w:val="Heading2"/>
-      </w:pPr>
-      <w:r>
-        <w:t>次要卖点</w:t>
-      </w:r>
-    </w:p>
-    <w:p>
-      <w:pPr>
-        <w:pStyle w:val="ListBullet"/>
-      </w:pPr>
-      <w:r>
-        <w:t>暖白机身搭配浅木纹底座</w:t>
-      </w:r>
-    </w:p>
-    <w:p>
-      <w:pPr>
-        <w:pStyle w:val="ListBullet"/>
-      </w:pPr>
-      <w:r>
-        <w:t>单旋钮操作直观</w:t>
-      </w:r>
-    </w:p>
-    <w:p>
-      <w:pPr>
-        <w:pStyle w:val="ListBullet"/>
-      </w:pPr>
-      <w:r>
-        <w:t>细密前网罩可拆卸清理</w:t>
-      </w:r>
-    </w:p>
-    <w:p>
-      <w:pPr>
-        <w:pStyle w:val="ListBullet"/>
-      </w:pPr>
-      <w:r>
-        <w:t>圆形宽底座放置稳定</w:t>
-      </w:r>
-    </w:p>
-    <w:p>
-      <w:pPr>
-        <w:pStyle w:val="Heading2"/>
-      </w:pPr>
-      <w:r>
-        <w:t>辅助信任背书</w:t>
-      </w:r>
-    </w:p>
-    <w:p>
-      <w:pPr>
-        <w:pStyle w:val="FieldValue"/>
-      </w:pPr>
-      <w:r>
-        <w:t>暂无。</w:t>
-      </w:r>
-    </w:p>
-    <w:p>
-      <w:pPr>
-        <w:pStyle w:val="Heading1"/>
-        <w:pBdr>
-          <w:bottom w:val="single" w:sz="8" w:space="4" w:color="E6C8BA"/>
-        </w:pBdr>
-      </w:pPr>
-      <w:r>
-        <w:t>用户层</w:t>
-      </w:r>
-    </w:p>
-    <w:p>
-      <w:pPr>
-        <w:pStyle w:val="Heading2"/>
-      </w:pPr>
-      <w:r>
-        <w:t>目标受众画像</w:t>
-      </w:r>
-    </w:p>
-    <w:p>
-      <w:pPr>
-        <w:pStyle w:val="ListBullet"/>
-      </w:pPr>
-      <w:r>
-        <w:t>需要改善桌面空气流动的办公人群</w:t>
-      </w:r>
-    </w:p>
-    <w:p>
-      <w:pPr>
-        <w:pStyle w:val="ListBullet"/>
-      </w:pPr>
-      <w:r>
-        <w:t>宿舍与租住空间用户</w:t>
-      </w:r>
-    </w:p>
-    <w:p>
-      <w:pPr>
-        <w:pStyle w:val="ListBullet"/>
-      </w:pPr>
-      <w:r>
-        <w:t>偏好小体积家电的家庭消费者</w:t>
-      </w:r>
-    </w:p>
-    <w:p>
-      <w:pPr>
-        <w:pStyle w:val="ListBullet"/>
-      </w:pPr>
-      <w:r>
-        <w:t>重视书房和卧室整洁感的年轻用户</w:t>
-      </w:r>
-    </w:p>
-    <w:p>
-      <w:pPr>
-        <w:pStyle w:val="Heading2"/>
-      </w:pPr>
-      <w:r>
-        <w:t>核心痛点</w:t>
-      </w:r>
-    </w:p>
-    <w:p>
-      <w:pPr>
-        <w:pStyle w:val="ListBullet"/>
-      </w:pPr>
-      <w:r>
-        <w:t>空调房内空气流动不足，局部体感不均</w:t>
-      </w:r>
-    </w:p>
-    <w:p>
-      <w:pPr>
-        <w:pStyle w:val="ListBullet"/>
-      </w:pPr>
-      <w:r>
-        <w:t>桌面闷热但大型风扇占用空间</w:t>
-      </w:r>
-    </w:p>
-    <w:p>
-      <w:pPr>
-        <w:pStyle w:val="ListBullet"/>
-      </w:pPr>
-      <w:r>
-        <w:t>固定角度送风难以兼顾坐姿变化</w:t>
-      </w:r>
-    </w:p>
-    <w:p>
-      <w:pPr>
-        <w:pStyle w:val="Heading2"/>
-      </w:pPr>
-      <w:r>
-        <w:t>决策动因</w:t>
-      </w:r>
-    </w:p>
-    <w:p>
-      <w:pPr>
-        <w:pStyle w:val="ListBullet"/>
-      </w:pPr>
-      <w:r>
-        <w:t>关注档位是否便于切换</w:t>
-      </w:r>
-    </w:p>
-    <w:p>
-      <w:pPr>
-        <w:pStyle w:val="ListBullet"/>
-      </w:pPr>
-      <w:r>
-        <w:t>看重机头角度调节范围</w:t>
-      </w:r>
-    </w:p>
-    <w:p>
-      <w:pPr>
-        <w:pStyle w:val="ListBullet"/>
-      </w:pPr>
-      <w:r>
-        <w:t>需要控制桌面占用面积</w:t>
-      </w:r>
-    </w:p>
-    <w:p>
-      <w:pPr>
-        <w:pStyle w:val="ListBullet"/>
-      </w:pPr>
-      <w:r>
-        <w:t>重视网罩清洁和日常维护</w:t>
-      </w:r>
-    </w:p>
-    <w:p>
-      <w:pPr>
-        <w:pStyle w:val="Heading2"/>
-      </w:pPr>
-      <w:r>
-        <w:t>营销目标</w:t>
-      </w:r>
-    </w:p>
-    <w:p>
-      <w:pPr>
-        <w:pStyle w:val="FieldValue"/>
-      </w:pPr>
-      <w:r>
-        <w:t>通过紧凑桌面尺寸、俯仰调节和自然办公场景，传达轻量改善空气流动的使用价值，促进季节性小家电购买。</w:t>
-      </w:r>
-    </w:p>
-    <w:p>
-      <w:pPr>
-        <w:pStyle w:val="Heading1"/>
-        <w:pBdr>
-          <w:bottom w:val="single" w:sz="8" w:space="4" w:color="E6C8BA"/>
-        </w:pBdr>
-      </w:pPr>
-      <w:r>
-        <w:t>场景层</w:t>
-      </w:r>
-    </w:p>
-    <w:p>
-      <w:pPr>
-        <w:pStyle w:val="Heading2"/>
-      </w:pPr>
-      <w:r>
-        <w:t>核心使用场景</w:t>
-      </w:r>
-    </w:p>
-    <w:p>
-      <w:pPr>
-        <w:pStyle w:val="ListBullet"/>
-      </w:pPr>
-      <w:r>
-        <w:t>家庭办公桌</w:t>
-      </w:r>
-    </w:p>
-    <w:p>
-      <w:pPr>
-        <w:pStyle w:val="ListBullet"/>
-      </w:pPr>
-      <w:r>
-        <w:t>卧室床头</w:t>
-      </w:r>
-    </w:p>
-    <w:p>
-      <w:pPr>
-        <w:pStyle w:val="ListBullet"/>
-      </w:pPr>
-      <w:r>
-        <w:t>书房阅读</w:t>
-      </w:r>
-    </w:p>
-    <w:p>
-      <w:pPr>
-        <w:pStyle w:val="ListBullet"/>
-      </w:pPr>
-      <w:r>
-        <w:t>客厅边几辅助循环</w:t>
-      </w:r>
-    </w:p>
-    <w:p>
-      <w:pPr>
-        <w:pStyle w:val="Heading2"/>
-      </w:pPr>
-      <w:r>
-        <w:t>购买场景</w:t>
-      </w:r>
-    </w:p>
-    <w:p>
-      <w:pPr>
-        <w:pStyle w:val="ListBullet"/>
-      </w:pPr>
-      <w:r>
-        <w:t>夏季桌面小家电添置</w:t>
-      </w:r>
-    </w:p>
-    <w:p>
-      <w:pPr>
-        <w:pStyle w:val="ListBullet"/>
-      </w:pPr>
-      <w:r>
-        <w:t>办公室工位升级</w:t>
-      </w:r>
-    </w:p>
-    <w:p>
-      <w:pPr>
-        <w:pStyle w:val="ListBullet"/>
-      </w:pPr>
-      <w:r>
-        <w:t>宿舍与租房用品采购</w:t>
-      </w:r>
-    </w:p>
-    <w:p>
-      <w:pPr>
-        <w:pStyle w:val="Heading2"/>
-      </w:pPr>
-      <w:r>
-        <w:t>情绪共鸣场景</w:t>
-      </w:r>
-    </w:p>
-    <w:p>
-      <w:pPr>
-        <w:pStyle w:val="ListBullet"/>
-      </w:pPr>
-      <w:r>
-        <w:t>柔和空气流动带来的舒适感</w:t>
-      </w:r>
-    </w:p>
-    <w:p>
-      <w:pPr>
-        <w:pStyle w:val="ListBullet"/>
-      </w:pPr>
-      <w:r>
-        <w:t>整洁桌面带来的轻松感</w:t>
-      </w:r>
-    </w:p>
-    <w:p>
-      <w:pPr>
-        <w:pStyle w:val="ListBullet"/>
-      </w:pPr>
-      <w:r>
-        <w:t>安静专注工作时的陪伴感</w:t>
-      </w:r>
-    </w:p>
-    <w:p>
-      <w:pPr>
-        <w:spacing w:before="320" w:after="0"/>
-        <w:shd w:val="clear" w:color="auto" w:fill="F7F8FA"/>
+        <w:pStyle w:val="ListNumber"/>
+        <w:spacing w:after="80"/>
+        <w:ind w:left="408" w:hanging="255"/>
       </w:pPr>
       <w:r>
         <w:rPr>
           <w:rFonts w:ascii="Microsoft YaHei" w:hAnsi="Microsoft YaHei" w:eastAsia="Microsoft YaHei"/>
           <w:b w:val="0"/>
-          <w:color w:val="667085"/>
-          <w:sz w:val="19"/>
+          <w:color w:val="000000"/>
+          <w:sz w:val="21"/>
         </w:rPr>
-        <w:t>填写确认：以上内容由资料提供方确认，作为本次效果类项目的信息提炼依据。</w:t>
+        <w:t>三档风速可根据不同环境和体感切换。</w:t>
+      </w:r>
+    </w:p>
+    <w:p>
+      <w:pPr>
+        <w:pStyle w:val="ListNumber"/>
+        <w:spacing w:after="80"/>
+        <w:ind w:left="408" w:hanging="255"/>
+      </w:pPr>
+      <w:r>
+        <w:rPr>
+          <w:rFonts w:ascii="Microsoft YaHei" w:hAnsi="Microsoft YaHei" w:eastAsia="Microsoft YaHei"/>
+          <w:b w:val="0"/>
+          <w:color w:val="000000"/>
+          <w:sz w:val="21"/>
+        </w:rPr>
+        <w:t>机头支持上下俯仰调整送风方向。</w:t>
+      </w:r>
+    </w:p>
+    <w:p>
+      <w:pPr>
+        <w:pStyle w:val="ListNumber"/>
+        <w:spacing w:after="80"/>
+        <w:ind w:left="408" w:hanging="255"/>
+      </w:pPr>
+      <w:r>
+        <w:rPr>
+          <w:rFonts w:ascii="Microsoft YaHei" w:hAnsi="Microsoft YaHei" w:eastAsia="Microsoft YaHei"/>
+          <w:b w:val="0"/>
+          <w:color w:val="000000"/>
+          <w:sz w:val="21"/>
+        </w:rPr>
+        <w:t>俯仰调节可适配办公、阅读和床头不同的送风高度。</w:t>
+      </w:r>
+    </w:p>
+    <w:p>
+      <w:pPr>
+        <w:pStyle w:val="ListNumber"/>
+        <w:spacing w:after="80"/>
+        <w:ind w:left="408" w:hanging="255"/>
+      </w:pPr>
+      <w:r>
+        <w:rPr>
+          <w:rFonts w:ascii="Microsoft YaHei" w:hAnsi="Microsoft YaHei" w:eastAsia="Microsoft YaHei"/>
+          <w:b w:val="0"/>
+          <w:color w:val="000000"/>
+          <w:sz w:val="21"/>
+        </w:rPr>
+        <w:t>紧凑台式结构减少对工位和书桌面积的占用。</w:t>
+      </w:r>
+    </w:p>
+    <w:p>
+      <w:pPr>
+        <w:pStyle w:val="ListNumber"/>
+        <w:spacing w:after="80"/>
+        <w:ind w:left="408" w:hanging="255"/>
+      </w:pPr>
+      <w:r>
+        <w:rPr>
+          <w:rFonts w:ascii="Microsoft YaHei" w:hAnsi="Microsoft YaHei" w:eastAsia="Microsoft YaHei"/>
+          <w:b w:val="0"/>
+          <w:color w:val="000000"/>
+          <w:sz w:val="21"/>
+        </w:rPr>
+        <w:t>底座单旋钮可直接切换风速档位。</w:t>
+      </w:r>
+    </w:p>
+    <w:p>
+      <w:pPr>
+        <w:pStyle w:val="ListNumber"/>
+        <w:spacing w:after="80"/>
+        <w:ind w:left="408" w:hanging="255"/>
+      </w:pPr>
+      <w:r>
+        <w:rPr>
+          <w:rFonts w:ascii="Microsoft YaHei" w:hAnsi="Microsoft YaHei" w:eastAsia="Microsoft YaHei"/>
+          <w:b w:val="0"/>
+          <w:color w:val="000000"/>
+          <w:sz w:val="21"/>
+        </w:rPr>
+        <w:t>细密前网罩可拆下进行日常清理。</w:t>
+      </w:r>
+    </w:p>
+    <w:p>
+      <w:pPr>
+        <w:pStyle w:val="ListNumber"/>
+        <w:spacing w:after="80"/>
+        <w:ind w:left="408" w:hanging="255"/>
+      </w:pPr>
+      <w:r>
+        <w:rPr>
+          <w:rFonts w:ascii="Microsoft YaHei" w:hAnsi="Microsoft YaHei" w:eastAsia="Microsoft YaHei"/>
+          <w:b w:val="0"/>
+          <w:color w:val="000000"/>
+          <w:sz w:val="21"/>
+        </w:rPr>
+        <w:t>圆形宽底座在桌面放置时保持稳定。</w:t>
+      </w:r>
+    </w:p>
+    <w:p>
+      <w:pPr>
+        <w:pStyle w:val="ListNumber"/>
+        <w:spacing w:after="80"/>
+        <w:ind w:left="408" w:hanging="255"/>
+      </w:pPr>
+      <w:r>
+        <w:rPr>
+          <w:rFonts w:ascii="Microsoft YaHei" w:hAnsi="Microsoft YaHei" w:eastAsia="Microsoft YaHei"/>
+          <w:b w:val="0"/>
+          <w:color w:val="000000"/>
+          <w:sz w:val="21"/>
+        </w:rPr>
+        <w:t>暖白色机身与浅色木纹底座适合简洁家居和办公环境。</w:t>
+      </w:r>
+    </w:p>
+    <w:p>
+      <w:pPr>
+        <w:pStyle w:val="ListNumber"/>
+        <w:spacing w:after="80"/>
+        <w:ind w:left="408" w:hanging="255"/>
+      </w:pPr>
+      <w:r>
+        <w:rPr>
+          <w:rFonts w:ascii="Microsoft YaHei" w:hAnsi="Microsoft YaHei" w:eastAsia="Microsoft YaHei"/>
+          <w:b w:val="0"/>
+          <w:color w:val="000000"/>
+          <w:sz w:val="21"/>
+        </w:rPr>
+        <w:t>适合家庭办公桌的近距离送风。</w:t>
+      </w:r>
+    </w:p>
+    <w:p>
+      <w:pPr>
+        <w:pStyle w:val="ListNumber"/>
+        <w:spacing w:after="80"/>
+        <w:ind w:left="408" w:hanging="255"/>
+      </w:pPr>
+      <w:r>
+        <w:rPr>
+          <w:rFonts w:ascii="Microsoft YaHei" w:hAnsi="Microsoft YaHei" w:eastAsia="Microsoft YaHei"/>
+          <w:b w:val="0"/>
+          <w:color w:val="000000"/>
+          <w:sz w:val="21"/>
+        </w:rPr>
+        <w:t>适合卧室床头在休息时调整送风角度。</w:t>
+      </w:r>
+    </w:p>
+    <w:p>
+      <w:pPr>
+        <w:pStyle w:val="ListNumber"/>
+        <w:spacing w:after="80"/>
+        <w:ind w:left="408" w:hanging="255"/>
+      </w:pPr>
+      <w:r>
+        <w:rPr>
+          <w:rFonts w:ascii="Microsoft YaHei" w:hAnsi="Microsoft YaHei" w:eastAsia="Microsoft YaHei"/>
+          <w:b w:val="0"/>
+          <w:color w:val="000000"/>
+          <w:sz w:val="21"/>
+        </w:rPr>
+        <w:t>适合书房阅读时放在桌角辅助空气流动。</w:t>
+      </w:r>
+    </w:p>
+    <w:p>
+      <w:pPr>
+        <w:pStyle w:val="ListNumber"/>
+        <w:spacing w:after="80"/>
+        <w:ind w:left="408" w:hanging="255"/>
+      </w:pPr>
+      <w:r>
+        <w:rPr>
+          <w:rFonts w:ascii="Microsoft YaHei" w:hAnsi="Microsoft YaHei" w:eastAsia="Microsoft YaHei"/>
+          <w:b w:val="0"/>
+          <w:color w:val="000000"/>
+          <w:sz w:val="21"/>
+        </w:rPr>
+        <w:t>适合在客厅边几对局部空间进行辅助循环。</w:t>
+      </w:r>
+    </w:p>
+    <w:p>
+      <w:pPr>
+        <w:pStyle w:val="ListNumber"/>
+        <w:spacing w:after="80"/>
+        <w:ind w:left="408" w:hanging="255"/>
+      </w:pPr>
+      <w:r>
+        <w:rPr>
+          <w:rFonts w:ascii="Microsoft YaHei" w:hAnsi="Microsoft YaHei" w:eastAsia="Microsoft YaHei"/>
+          <w:b w:val="0"/>
+          <w:color w:val="000000"/>
+          <w:sz w:val="21"/>
+        </w:rPr>
+        <w:t>小户型、宿舍和租住空间可用较小放置面积补充送风。</w:t>
       </w:r>
     </w:p>
     <w:sectPr>
-      <w:footerReference w:type="default" r:id="rId9"/>
       <w:pgSz w:w="11906" w:h="16838"/>
-      <w:pgMar w:top="1020" w:right="1247" w:bottom="1020" w:left="1247" w:header="454" w:footer="454" w:gutter="0"/>
+      <w:pgMar w:top="1020" w:right="1191" w:bottom="1020" w:left="1191" w:header="720" w:footer="720" w:gutter="0"/>
       <w:cols w:space="720"/>
       <w:docGrid w:linePitch="360"/>
     </w:sectPr>
   </w:body>
 </w:document>
-</file>
-
-<file path=word/footer1.xml><?xml version="1.0" encoding="utf-8"?>
-<w:ftr xmlns:m="http://schemas.openxmlformats.org/officeDocument/2006/math" xmlns:mc="http://schemas.openxmlformats.org/markup-compatibility/2006" xmlns:mo="http://schemas.microsoft.com/office/mac/office/2008/main" xmlns:mv="urn:schemas-microsoft-com:mac:vml" xmlns:o="urn:schemas-microsoft-com:office:office" xmlns:r="http://schemas.openxmlformats.org/officeDocument/2006/relationships" xmlns:v="urn:schemas-microsoft-com:vml" xmlns:w10="urn:schemas-microsoft-com:office:word" xmlns:w14="http://schemas.microsoft.com/office/word/2010/wordml" xmlns:w="http://schemas.openxmlformats.org/wordprocessingml/2006/main" xmlns:wne="http://schemas.microsoft.com/office/word/2006/wordml" xmlns:wp14="http://schemas.microsoft.com/office/word/2010/wordprocessingDrawing" xmlns:wp="http://schemas.openxmlformats.org/drawingml/2006/wordprocessingDrawing" xmlns:wpc="http://schemas.microsoft.com/office/word/2010/wordprocessingCanvas" xmlns:wpg="http://schemas.microsoft.com/office/word/2010/wordprocessingGroup" xmlns:wpi="http://schemas.microsoft.com/office/word/2010/wordprocessingInk" xmlns:wps="http://schemas.microsoft.com/office/word/2010/wordprocessingShape" mc:Ignorable="w14 wp14">
-  <w:p>
-    <w:pPr>
-      <w:pStyle w:val="Footer"/>
-      <w:jc w:val="center"/>
-    </w:pPr>
-    <w:r>
-      <w:rPr>
-        <w:rFonts w:ascii="Microsoft YaHei" w:hAnsi="Microsoft YaHei" w:eastAsia="Microsoft YaHei"/>
-        <w:b w:val="0"/>
-        <w:color w:val="98A2B3"/>
-        <w:sz w:val="17"/>
-      </w:rPr>
-      <w:t>桌面空气循环扇 · 产品素材制作信息</w:t>
-    </w:r>
-  </w:p>
-</w:ftr>
 </file>
 
 <file path=word/numbering.xml><?xml version="1.0" encoding="utf-8"?>
@@ -902,11 +939,10 @@
     <w:qFormat/>
     <w:rsid w:val="00FC693F"/>
     <w:pPr>
-      <w:spacing w:after="120" w:line="348" w:lineRule="auto"/>
+      <w:spacing w:after="100" w:line="283" w:lineRule="auto"/>
     </w:pPr>
     <w:rPr>
       <w:rFonts w:ascii="Microsoft YaHei" w:hAnsi="Microsoft YaHei" w:eastAsia="Microsoft YaHei"/>
-      <w:color w:val="253247"/>
       <w:sz w:val="21"/>
     </w:rPr>
   </w:style>
@@ -965,14 +1001,14 @@
     <w:pPr>
       <w:keepNext/>
       <w:keepLines/>
-      <w:spacing w:before="320" w:after="160"/>
+      <w:spacing w:before="240" w:after="100"/>
       <w:outlineLvl w:val="0"/>
     </w:pPr>
     <w:rPr>
       <w:rFonts w:asciiTheme="majorHAnsi" w:eastAsiaTheme="majorEastAsia" w:hAnsiTheme="majorHAnsi" w:cstheme="majorBidi" w:ascii="Microsoft YaHei" w:hAnsi="Microsoft YaHei" w:eastAsia="Microsoft YaHei"/>
       <w:b/>
       <w:bCs/>
-      <w:color w:val="8A351E"/>
+      <w:color w:val="000000"/>
       <w:sz w:val="30"/>
       <w:szCs w:val="28"/>
     </w:rPr>
@@ -989,15 +1025,15 @@
     <w:pPr>
       <w:keepNext/>
       <w:keepLines/>
-      <w:spacing w:before="200" w:after="60"/>
+      <w:spacing w:before="140" w:after="100"/>
       <w:outlineLvl w:val="1"/>
     </w:pPr>
     <w:rPr>
       <w:rFonts w:asciiTheme="majorHAnsi" w:eastAsiaTheme="majorEastAsia" w:hAnsiTheme="majorHAnsi" w:cstheme="majorBidi" w:ascii="Microsoft YaHei" w:hAnsi="Microsoft YaHei" w:eastAsia="Microsoft YaHei"/>
       <w:b/>
       <w:bCs/>
-      <w:color w:val="253247"/>
-      <w:sz w:val="23"/>
+      <w:color w:val="000000"/>
+      <w:sz w:val="22"/>
       <w:szCs w:val="26"/>
     </w:rPr>
   </w:style>
@@ -1254,15 +1290,16 @@
       <w:pBdr>
         <w:bottom w:val="single" w:sz="8" w:space="4" w:color="4F81BD" w:themeColor="accent1"/>
       </w:pBdr>
-      <w:spacing w:after="300" w:line="240" w:lineRule="auto"/>
+      <w:spacing w:after="100" w:line="240" w:lineRule="auto"/>
       <w:contextualSpacing/>
     </w:pPr>
     <w:rPr>
-      <w:rFonts w:asciiTheme="majorHAnsi" w:eastAsiaTheme="majorEastAsia" w:hAnsiTheme="majorHAnsi" w:cstheme="majorBidi"/>
-      <w:color w:val="17365D" w:themeColor="text2" w:themeShade="BF"/>
+      <w:rFonts w:asciiTheme="majorHAnsi" w:eastAsiaTheme="majorEastAsia" w:hAnsiTheme="majorHAnsi" w:cstheme="majorBidi" w:ascii="Microsoft YaHei" w:hAnsi="Microsoft YaHei" w:eastAsia="Microsoft YaHei"/>
+      <w:b/>
+      <w:color w:val="000000"/>
       <w:spacing w:val="5"/>
       <w:kern w:val="28"/>
-      <w:sz w:val="52"/>
+      <w:sz w:val="44"/>
       <w:szCs w:val="52"/>
     </w:rPr>
   </w:style>
@@ -1436,15 +1473,8 @@
       <w:numPr>
         <w:numId w:val="1"/>
       </w:numPr>
-      <w:spacing w:after="60" w:line="324" w:lineRule="auto"/>
-      <w:ind w:left="510" w:hanging="198"/>
       <w:contextualSpacing/>
     </w:pPr>
-    <w:rPr>
-      <w:rFonts w:ascii="Microsoft YaHei" w:hAnsi="Microsoft YaHei" w:eastAsia="Microsoft YaHei"/>
-      <w:color w:val="253247"/>
-      <w:sz w:val="21"/>
-    </w:rPr>
   </w:style>
   <w:style w:type="paragraph" w:styleId="ListBullet2">
     <w:name w:val="List Bullet 2"/>
@@ -12599,16 +12629,14 @@
       </w:tcPr>
     </w:tblStylePr>
   </w:style>
-  <w:style w:type="paragraph" w:customStyle="1" w:styleId="FieldValue">
-    <w:name w:val="Field Value"/>
-    <w:basedOn w:val="Normal"/>
-    <w:pPr>
-      <w:spacing w:after="120"/>
-      <w:ind w:left="255"/>
+  <w:style w:type="paragraph" w:customStyle="1" w:styleId="DocumentSubtitle">
+    <w:name w:val="Document Subtitle"/>
+    <w:pPr>
+      <w:spacing w:after="160"/>
     </w:pPr>
     <w:rPr>
       <w:rFonts w:ascii="Microsoft YaHei" w:hAnsi="Microsoft YaHei" w:eastAsia="Microsoft YaHei"/>
-      <w:color w:val="253247"/>
+      <w:color w:val="596375"/>
       <w:sz w:val="21"/>
     </w:rPr>
   </w:style>

--- a/素材/效果类项目素材/桌面空气循环扇/桌面空气循环扇资料包.docx
+++ b/素材/效果类项目素材/桌面空气循环扇/桌面空气循环扇资料包.docx
@@ -344,225 +344,441 @@
     <w:p>
       <w:pPr>
         <w:pStyle w:val="ListNumber"/>
-        <w:spacing w:after="80"/>
-        <w:ind w:left="408" w:hanging="255"/>
+        <w:keepNext w:val="0"/>
+        <w:keepLines w:val="0"/>
+        <w:widowControl/>
       </w:pPr>
       <w:r>
-        <w:rPr>
-          <w:rFonts w:ascii="Microsoft YaHei" w:hAnsi="Microsoft YaHei" w:eastAsia="Microsoft YaHei"/>
-          <w:b w:val="0"/>
-          <w:color w:val="000000"/>
-          <w:sz w:val="21"/>
-        </w:rPr>
-        <w:t>8 英寸台式机身适合放在桌面和边几。</w:t>
+        <w:t>8 英寸台式机身适合放在桌面和边几</w:t>
       </w:r>
     </w:p>
     <w:p>
       <w:pPr>
         <w:pStyle w:val="ListNumber"/>
-        <w:spacing w:after="80"/>
-        <w:ind w:left="408" w:hanging="255"/>
+        <w:keepNext w:val="0"/>
+        <w:keepLines w:val="0"/>
+        <w:widowControl/>
       </w:pPr>
       <w:r>
-        <w:rPr>
-          <w:rFonts w:ascii="Microsoft YaHei" w:hAnsi="Microsoft YaHei" w:eastAsia="Microsoft YaHei"/>
-          <w:b w:val="0"/>
-          <w:color w:val="000000"/>
-          <w:sz w:val="21"/>
-        </w:rPr>
-        <w:t>三档风速可根据不同环境和体感切换。</w:t>
+        <w:t>三档风速可根据环境和体感进行切换</w:t>
       </w:r>
     </w:p>
     <w:p>
       <w:pPr>
         <w:pStyle w:val="ListNumber"/>
-        <w:spacing w:after="80"/>
-        <w:ind w:left="408" w:hanging="255"/>
+        <w:keepNext w:val="0"/>
+        <w:keepLines w:val="0"/>
+        <w:widowControl/>
       </w:pPr>
       <w:r>
-        <w:rPr>
-          <w:rFonts w:ascii="Microsoft YaHei" w:hAnsi="Microsoft YaHei" w:eastAsia="Microsoft YaHei"/>
-          <w:b w:val="0"/>
-          <w:color w:val="000000"/>
-          <w:sz w:val="21"/>
-        </w:rPr>
-        <w:t>机头支持上下俯仰调整送风方向。</w:t>
+        <w:t>机头支持上下俯仰调整送风方向</w:t>
       </w:r>
     </w:p>
     <w:p>
       <w:pPr>
         <w:pStyle w:val="ListNumber"/>
-        <w:spacing w:after="80"/>
-        <w:ind w:left="408" w:hanging="255"/>
+        <w:keepNext w:val="0"/>
+        <w:keepLines w:val="0"/>
+        <w:widowControl/>
       </w:pPr>
       <w:r>
-        <w:rPr>
-          <w:rFonts w:ascii="Microsoft YaHei" w:hAnsi="Microsoft YaHei" w:eastAsia="Microsoft YaHei"/>
-          <w:b w:val="0"/>
-          <w:color w:val="000000"/>
-          <w:sz w:val="21"/>
-        </w:rPr>
-        <w:t>俯仰调节可适配办公、阅读和床头不同的送风高度。</w:t>
+        <w:t>向上抬起机头可将气流引向较高位置</w:t>
       </w:r>
     </w:p>
     <w:p>
       <w:pPr>
         <w:pStyle w:val="ListNumber"/>
-        <w:spacing w:after="80"/>
-        <w:ind w:left="408" w:hanging="255"/>
+        <w:keepNext w:val="0"/>
+        <w:keepLines w:val="0"/>
+        <w:widowControl/>
       </w:pPr>
       <w:r>
-        <w:rPr>
-          <w:rFonts w:ascii="Microsoft YaHei" w:hAnsi="Microsoft YaHei" w:eastAsia="Microsoft YaHei"/>
-          <w:b w:val="0"/>
-          <w:color w:val="000000"/>
-          <w:sz w:val="21"/>
-        </w:rPr>
-        <w:t>紧凑台式结构减少对工位和书桌面积的占用。</w:t>
+        <w:t>向下调整机头可把气流集中在桌面附近</w:t>
       </w:r>
     </w:p>
     <w:p>
       <w:pPr>
         <w:pStyle w:val="ListNumber"/>
-        <w:spacing w:after="80"/>
-        <w:ind w:left="408" w:hanging="255"/>
+        <w:keepNext w:val="0"/>
+        <w:keepLines w:val="0"/>
+        <w:widowControl/>
       </w:pPr>
       <w:r>
-        <w:rPr>
-          <w:rFonts w:ascii="Microsoft YaHei" w:hAnsi="Microsoft YaHei" w:eastAsia="Microsoft YaHei"/>
-          <w:b w:val="0"/>
-          <w:color w:val="000000"/>
-          <w:sz w:val="21"/>
-        </w:rPr>
-        <w:t>底座单旋钮可直接切换风速档位。</w:t>
+        <w:t>短款俯仰支架让机头在较小范围内完成角度变化</w:t>
       </w:r>
     </w:p>
     <w:p>
       <w:pPr>
         <w:pStyle w:val="ListNumber"/>
-        <w:spacing w:after="80"/>
-        <w:ind w:left="408" w:hanging="255"/>
+        <w:keepNext w:val="0"/>
+        <w:keepLines w:val="0"/>
+        <w:widowControl/>
       </w:pPr>
       <w:r>
-        <w:rPr>
-          <w:rFonts w:ascii="Microsoft YaHei" w:hAnsi="Microsoft YaHei" w:eastAsia="Microsoft YaHei"/>
-          <w:b w:val="0"/>
-          <w:color w:val="000000"/>
-          <w:sz w:val="21"/>
-        </w:rPr>
-        <w:t>细密前网罩可拆下进行日常清理。</w:t>
+        <w:t>底座单旋钮可直接切换三档风速</w:t>
       </w:r>
     </w:p>
     <w:p>
       <w:pPr>
         <w:pStyle w:val="ListNumber"/>
-        <w:spacing w:after="80"/>
-        <w:ind w:left="408" w:hanging="255"/>
+        <w:keepNext w:val="0"/>
+        <w:keepLines w:val="0"/>
+        <w:widowControl/>
       </w:pPr>
       <w:r>
-        <w:rPr>
-          <w:rFonts w:ascii="Microsoft YaHei" w:hAnsi="Microsoft YaHei" w:eastAsia="Microsoft YaHei"/>
-          <w:b w:val="0"/>
-          <w:color w:val="000000"/>
-          <w:sz w:val="21"/>
-        </w:rPr>
-        <w:t>圆形宽底座在桌面放置时保持稳定。</w:t>
+        <w:t>旋钮转动位置可清楚对应不同风速档位</w:t>
       </w:r>
     </w:p>
     <w:p>
       <w:pPr>
         <w:pStyle w:val="ListNumber"/>
-        <w:spacing w:after="80"/>
-        <w:ind w:left="408" w:hanging="255"/>
+        <w:keepNext w:val="0"/>
+        <w:keepLines w:val="0"/>
+        <w:widowControl/>
       </w:pPr>
       <w:r>
-        <w:rPr>
-          <w:rFonts w:ascii="Microsoft YaHei" w:hAnsi="Microsoft YaHei" w:eastAsia="Microsoft YaHei"/>
-          <w:b w:val="0"/>
-          <w:color w:val="000000"/>
-          <w:sz w:val="21"/>
-        </w:rPr>
-        <w:t>暖白色机身与浅色木纹底座适合简洁家居和办公环境。</w:t>
+        <w:t>细密前网罩覆盖扇叶并形成整齐圆形纹理</w:t>
       </w:r>
     </w:p>
     <w:p>
       <w:pPr>
         <w:pStyle w:val="ListNumber"/>
-        <w:spacing w:after="80"/>
-        <w:ind w:left="408" w:hanging="255"/>
+        <w:keepNext w:val="0"/>
+        <w:keepLines w:val="0"/>
+        <w:widowControl/>
       </w:pPr>
       <w:r>
-        <w:rPr>
-          <w:rFonts w:ascii="Microsoft YaHei" w:hAnsi="Microsoft YaHei" w:eastAsia="Microsoft YaHei"/>
-          <w:b w:val="0"/>
-          <w:color w:val="000000"/>
-          <w:sz w:val="21"/>
-        </w:rPr>
-        <w:t>适合家庭办公桌的近距离送风。</w:t>
+        <w:t>前网罩可拆下进行日常清理</w:t>
       </w:r>
     </w:p>
     <w:p>
       <w:pPr>
         <w:pStyle w:val="ListNumber"/>
-        <w:spacing w:after="80"/>
-        <w:ind w:left="408" w:hanging="255"/>
+        <w:keepNext w:val="0"/>
+        <w:keepLines w:val="0"/>
+        <w:widowControl/>
       </w:pPr>
       <w:r>
-        <w:rPr>
-          <w:rFonts w:ascii="Microsoft YaHei" w:hAnsi="Microsoft YaHei" w:eastAsia="Microsoft YaHei"/>
-          <w:b w:val="0"/>
-          <w:color w:val="000000"/>
-          <w:sz w:val="21"/>
-        </w:rPr>
-        <w:t>适合卧室床头在休息时调整送风角度。</w:t>
+        <w:t>圆形宽底座在桌面放置时保持稳定</w:t>
       </w:r>
     </w:p>
     <w:p>
       <w:pPr>
         <w:pStyle w:val="ListNumber"/>
-        <w:spacing w:after="80"/>
-        <w:ind w:left="408" w:hanging="255"/>
+        <w:keepNext w:val="0"/>
+        <w:keepLines w:val="0"/>
+        <w:widowControl/>
       </w:pPr>
       <w:r>
-        <w:rPr>
-          <w:rFonts w:ascii="Microsoft YaHei" w:hAnsi="Microsoft YaHei" w:eastAsia="Microsoft YaHei"/>
-          <w:b w:val="0"/>
-          <w:color w:val="000000"/>
-          <w:sz w:val="21"/>
-        </w:rPr>
-        <w:t>适合书房阅读时放在桌角辅助空气流动。</w:t>
+        <w:t>浅色木纹底座为暖白机身增加自然材质细节</w:t>
       </w:r>
     </w:p>
     <w:p>
       <w:pPr>
         <w:pStyle w:val="ListNumber"/>
-        <w:spacing w:after="80"/>
-        <w:ind w:left="408" w:hanging="255"/>
+        <w:keepNext w:val="0"/>
+        <w:keepLines w:val="0"/>
+        <w:widowControl/>
       </w:pPr>
       <w:r>
-        <w:rPr>
-          <w:rFonts w:ascii="Microsoft YaHei" w:hAnsi="Microsoft YaHei" w:eastAsia="Microsoft YaHei"/>
-          <w:b w:val="0"/>
-          <w:color w:val="000000"/>
-          <w:sz w:val="21"/>
-        </w:rPr>
-        <w:t>适合在客厅边几对局部空间进行辅助循环。</w:t>
+        <w:t>暖白色圆形机头适合简洁家居和办公环境</w:t>
       </w:r>
     </w:p>
     <w:p>
       <w:pPr>
         <w:pStyle w:val="ListNumber"/>
-        <w:spacing w:after="80"/>
-        <w:ind w:left="408" w:hanging="255"/>
+        <w:keepNext w:val="0"/>
+        <w:keepLines w:val="0"/>
+        <w:widowControl/>
       </w:pPr>
       <w:r>
-        <w:rPr>
-          <w:rFonts w:ascii="Microsoft YaHei" w:hAnsi="Microsoft YaHei" w:eastAsia="Microsoft YaHei"/>
-          <w:b w:val="0"/>
-          <w:color w:val="000000"/>
-          <w:sz w:val="21"/>
-        </w:rPr>
-        <w:t>小户型、宿舍和租住空间可用较小放置面积补充送风。</w:t>
+        <w:t>紧凑台式结构减少对工位和书桌面积的占用</w:t>
+      </w:r>
+    </w:p>
+    <w:p>
+      <w:pPr>
+        <w:pStyle w:val="ListNumber"/>
+        <w:keepNext w:val="0"/>
+        <w:keepLines w:val="0"/>
+        <w:widowControl/>
+      </w:pPr>
+      <w:r>
+        <w:t>风扇可放在电脑旁为家庭办公区域近距离送风</w:t>
+      </w:r>
+    </w:p>
+    <w:p>
+      <w:pPr>
+        <w:pStyle w:val="ListNumber"/>
+        <w:keepNext w:val="0"/>
+        <w:keepLines w:val="0"/>
+        <w:widowControl/>
+      </w:pPr>
+      <w:r>
+        <w:t>风扇可放在书桌角落避免遮挡主要工作区域</w:t>
+      </w:r>
+    </w:p>
+    <w:p>
+      <w:pPr>
+        <w:pStyle w:val="ListNumber"/>
+        <w:keepNext w:val="0"/>
+        <w:keepLines w:val="0"/>
+        <w:widowControl/>
+      </w:pPr>
+      <w:r>
+        <w:t>床头使用时可通过俯仰角度避开直吹面部</w:t>
+      </w:r>
+    </w:p>
+    <w:p>
+      <w:pPr>
+        <w:pStyle w:val="ListNumber"/>
+        <w:keepNext w:val="0"/>
+        <w:keepLines w:val="0"/>
+        <w:widowControl/>
+      </w:pPr>
+      <w:r>
+        <w:t>阅读时可将机头调整到肩颈附近的送风高度</w:t>
+      </w:r>
+    </w:p>
+    <w:p>
+      <w:pPr>
+        <w:pStyle w:val="ListNumber"/>
+        <w:keepNext w:val="0"/>
+        <w:keepLines w:val="0"/>
+        <w:widowControl/>
+      </w:pPr>
+      <w:r>
+        <w:t>客厅边几摆放可辅助局部空间的空气流动</w:t>
+      </w:r>
+    </w:p>
+    <w:p>
+      <w:pPr>
+        <w:pStyle w:val="ListNumber"/>
+        <w:keepNext w:val="0"/>
+        <w:keepLines w:val="0"/>
+        <w:widowControl/>
+      </w:pPr>
+      <w:r>
+        <w:t>宿舍桌面可用较小放置面积补充送风</w:t>
+      </w:r>
+    </w:p>
+    <w:p>
+      <w:pPr>
+        <w:pStyle w:val="ListNumber"/>
+        <w:keepNext w:val="0"/>
+        <w:keepLines w:val="0"/>
+        <w:widowControl/>
+      </w:pPr>
+      <w:r>
+        <w:t>租住空间可在不同桌面和边几之间灵活移动</w:t>
+      </w:r>
+    </w:p>
+    <w:p>
+      <w:pPr>
+        <w:pStyle w:val="ListNumber"/>
+        <w:keepNext w:val="0"/>
+        <w:keepLines w:val="0"/>
+        <w:widowControl/>
+      </w:pPr>
+      <w:r>
+        <w:t>旋钮从关闭位置转到一档可展示扇叶启动过程</w:t>
+      </w:r>
+    </w:p>
+    <w:p>
+      <w:pPr>
+        <w:pStyle w:val="ListNumber"/>
+        <w:keepNext w:val="0"/>
+        <w:keepLines w:val="0"/>
+        <w:widowControl/>
+      </w:pPr>
+      <w:r>
+        <w:t>一档风速可通过轻薄纸条的小幅摆动进行呈现</w:t>
+      </w:r>
+    </w:p>
+    <w:p>
+      <w:pPr>
+        <w:pStyle w:val="ListNumber"/>
+        <w:keepNext w:val="0"/>
+        <w:keepLines w:val="0"/>
+        <w:widowControl/>
+      </w:pPr>
+      <w:r>
+        <w:t>二档风速可通过纸条更明显的连续摆动进行呈现</w:t>
+      </w:r>
+    </w:p>
+    <w:p>
+      <w:pPr>
+        <w:pStyle w:val="ListNumber"/>
+        <w:keepNext w:val="0"/>
+        <w:keepLines w:val="0"/>
+        <w:widowControl/>
+      </w:pPr>
+      <w:r>
+        <w:t>三档风速可通过纸条快速摆动展示更强气流</w:t>
+      </w:r>
+    </w:p>
+    <w:p>
+      <w:pPr>
+        <w:pStyle w:val="ListNumber"/>
+        <w:keepNext w:val="0"/>
+        <w:keepLines w:val="0"/>
+        <w:widowControl/>
+      </w:pPr>
+      <w:r>
+        <w:t>同一纸条在三档风速下可形成直观的状态对比</w:t>
+      </w:r>
+    </w:p>
+    <w:p>
+      <w:pPr>
+        <w:pStyle w:val="ListNumber"/>
+        <w:keepNext w:val="0"/>
+        <w:keepLines w:val="0"/>
+        <w:widowControl/>
+      </w:pPr>
+      <w:r>
+        <w:t>向上送风时轻薄布条可随气流向上扬起</w:t>
+      </w:r>
+    </w:p>
+    <w:p>
+      <w:pPr>
+        <w:pStyle w:val="ListNumber"/>
+        <w:keepNext w:val="0"/>
+        <w:keepLines w:val="0"/>
+        <w:widowControl/>
+      </w:pPr>
+      <w:r>
+        <w:t>向下送风时桌面纸张边缘可出现可见摆动</w:t>
+      </w:r>
+    </w:p>
+    <w:p>
+      <w:pPr>
+        <w:pStyle w:val="ListNumber"/>
+        <w:keepNext w:val="0"/>
+        <w:keepLines w:val="0"/>
+        <w:widowControl/>
+      </w:pPr>
+      <w:r>
+        <w:t>正面视角可完整展示圆形机头与细密网罩</w:t>
+      </w:r>
+    </w:p>
+    <w:p>
+      <w:pPr>
+        <w:pStyle w:val="ListNumber"/>
+        <w:keepNext w:val="0"/>
+        <w:keepLines w:val="0"/>
+        <w:widowControl/>
+      </w:pPr>
+      <w:r>
+        <w:t>侧面视角可清楚展示机头的俯仰角度</w:t>
+      </w:r>
+    </w:p>
+    <w:p>
+      <w:pPr>
+        <w:pStyle w:val="ListNumber"/>
+        <w:keepNext w:val="0"/>
+        <w:keepLines w:val="0"/>
+        <w:widowControl/>
+      </w:pPr>
+      <w:r>
+        <w:t>低机位可突出木纹圆形底座与短款支架</w:t>
+      </w:r>
+    </w:p>
+    <w:p>
+      <w:pPr>
+        <w:pStyle w:val="ListNumber"/>
+        <w:keepNext w:val="0"/>
+        <w:keepLines w:val="0"/>
+        <w:widowControl/>
+      </w:pPr>
+      <w:r>
+        <w:t>微距可呈现前网罩、旋钮和木纹底座的材质差异</w:t>
+      </w:r>
+    </w:p>
+    <w:p>
+      <w:pPr>
+        <w:pStyle w:val="ListNumber"/>
+        <w:keepNext w:val="0"/>
+        <w:keepLines w:val="0"/>
+        <w:widowControl/>
+      </w:pPr>
+      <w:r>
+        <w:t>拆下前网罩后可直接看到内部扇叶结构</w:t>
+      </w:r>
+    </w:p>
+    <w:p>
+      <w:pPr>
+        <w:pStyle w:val="ListNumber"/>
+        <w:keepNext w:val="0"/>
+        <w:keepLines w:val="0"/>
+        <w:widowControl/>
+      </w:pPr>
+      <w:r>
+        <w:t>清理时可分别擦拭前网罩和扇叶表面</w:t>
+      </w:r>
+    </w:p>
+    <w:p>
+      <w:pPr>
+        <w:pStyle w:val="ListNumber"/>
+        <w:keepNext w:val="0"/>
+        <w:keepLines w:val="0"/>
+        <w:widowControl/>
+      </w:pPr>
+      <w:r>
+        <w:t>清洁完成后可将前网罩重新装回机头</w:t>
+      </w:r>
+    </w:p>
+    <w:p>
+      <w:pPr>
+        <w:pStyle w:val="ListNumber"/>
+        <w:keepNext w:val="0"/>
+        <w:keepLines w:val="0"/>
+        <w:widowControl/>
+      </w:pPr>
+      <w:r>
+        <w:t>从拆网罩、清洁到复位可形成完整维护过程</w:t>
+      </w:r>
+    </w:p>
+    <w:p>
+      <w:pPr>
+        <w:pStyle w:val="ListNumber"/>
+        <w:keepNext w:val="0"/>
+        <w:keepLines w:val="0"/>
+        <w:widowControl/>
+      </w:pPr>
+      <w:r>
+        <w:t>机身与笔记本电脑并列可直观体现桌面尺寸比例</w:t>
+      </w:r>
+    </w:p>
+    <w:p>
+      <w:pPr>
+        <w:pStyle w:val="ListNumber"/>
+        <w:keepNext w:val="0"/>
+        <w:keepLines w:val="0"/>
+        <w:widowControl/>
+      </w:pPr>
+      <w:r>
+        <w:t>机身与书本、台灯同桌摆放可展示紧凑占地</w:t>
+      </w:r>
+    </w:p>
+    <w:p>
+      <w:pPr>
+        <w:pStyle w:val="ListNumber"/>
+        <w:keepNext w:val="0"/>
+        <w:keepLines w:val="0"/>
+        <w:widowControl/>
+      </w:pPr>
+      <w:r>
+        <w:t>从调整俯仰角度到旋转档位可形成完整使用动作</w:t>
+      </w:r>
+    </w:p>
+    <w:p>
+      <w:pPr>
+        <w:pStyle w:val="ListNumber"/>
+        <w:keepNext w:val="0"/>
+        <w:keepLines w:val="0"/>
+        <w:widowControl/>
+      </w:pPr>
+      <w:r>
+        <w:t>从一档逐步切换至三档可展示气流强度的连续变化</w:t>
       </w:r>
     </w:p>
     <w:sectPr>
@@ -1287,9 +1503,6 @@
     <w:qFormat/>
     <w:rsid w:val="00FC693F"/>
     <w:pPr>
-      <w:pBdr>
-        <w:bottom w:val="single" w:sz="8" w:space="4" w:color="4F81BD" w:themeColor="accent1"/>
-      </w:pBdr>
       <w:spacing w:after="100" w:line="240" w:lineRule="auto"/>
       <w:contextualSpacing/>
     </w:pPr>
